--- a/Reportes/FM_Global_VT341.docx
+++ b/Reportes/FM_Global_VT341.docx
@@ -1460,7 +1460,29 @@
           <w:sz w:val="17"/>
           <w:szCs w:val="24"/>
         </w:rPr>
-        <w:t>{custom.SumaTexto}</w:t>
+        <w:t>{custom.Suma</w:t>
+      </w:r>
+      <w:r>
+        <w:rPr>
+          <w:rFonts w:ascii="Arial" w:eastAsia="Times New Roman" w:hAnsi="Arial" w:cs="Arial"/>
+          <w:b/>
+          <w:color w:val="000000"/>
+          <w:kern w:val="2"/>
+          <w:sz w:val="17"/>
+          <w:szCs w:val="24"/>
+        </w:rPr>
+        <w:t>Letras</w:t>
+      </w:r>
+      <w:r>
+        <w:rPr>
+          <w:rFonts w:ascii="Arial" w:eastAsia="Times New Roman" w:hAnsi="Arial" w:cs="Arial"/>
+          <w:b/>
+          <w:color w:val="000000"/>
+          <w:kern w:val="2"/>
+          <w:sz w:val="17"/>
+          <w:szCs w:val="24"/>
+        </w:rPr>
+        <w:t>}</w:t>
       </w:r>
       <w:r>
         <w:rPr>
